--- a/skills/hsdt-forms/templates/EPC-10A/TT79-M04B.docx
+++ b/skills/hsdt-forms/templates/EPC-10A/TT79-M04B.docx
@@ -22,7 +22,6 @@
           <w:szCs w:val="28"/>
           <w:lang w:val="pl-PL"/>
         </w:rPr>
-        <w:br w:type="page"/>
       </w:r>
       <w:r>
         <w:rPr>
@@ -30,7 +29,6 @@
           <w:szCs w:val="28"/>
           <w:lang w:val="it-IT"/>
         </w:rPr>
-        <w:lastRenderedPageBreak/>
         <w:t>Mẫu số 04B (Scan đính kèm)</w:t>
       </w:r>
     </w:p>
